--- a/00-首页/题组Word/初赛模拟卷（老·I~IX）/真题版式/初赛模拟卷II（非有机·学生版·真题版式）.docx
+++ b/00-首页/题组Word/初赛模拟卷（老·I~IX）/真题版式/初赛模拟卷II（非有机·学生版·真题版式）.docx
@@ -4104,7 +4104,7 @@
       <w:r>
         <w:drawing>
           <wp:inline>
-            <wp:extent cx="3600000" cy="2537349"/>
+            <wp:extent cx="2520000" cy="1776144"/>
             <wp:effectExtent b="0" l="0" r="0" t="0"/>
             <wp:docPr descr="" title="" id="28" name="Picture"/>
             <a:graphic>
@@ -4125,7 +4125,7 @@
                   <pic:spPr bwMode="auto">
                     <a:xfrm>
                       <a:off x="0" y="0"/>
-                      <a:ext cx="3600000" cy="2537349"/>
+                      <a:ext cx="2520000" cy="1776144"/>
                     </a:xfrm>
                     <a:prstGeom prst="rect">
                       <a:avLst/>
@@ -4429,7 +4429,7 @@
       <w:r>
         <w:drawing>
           <wp:inline>
-            <wp:extent cx="3600000" cy="1770099"/>
+            <wp:extent cx="2520000" cy="1239069"/>
             <wp:effectExtent b="0" l="0" r="0" t="0"/>
             <wp:docPr descr="" title="" id="33" name="Picture"/>
             <a:graphic>
@@ -4450,7 +4450,7 @@
                   <pic:spPr bwMode="auto">
                     <a:xfrm>
                       <a:off x="0" y="0"/>
-                      <a:ext cx="3600000" cy="1770099"/>
+                      <a:ext cx="2520000" cy="1239069"/>
                     </a:xfrm>
                     <a:prstGeom prst="rect">
                       <a:avLst/>
@@ -4744,7 +4744,7 @@
       <w:r>
         <w:drawing>
           <wp:inline>
-            <wp:extent cx="2520000" cy="4540869"/>
+            <wp:extent cx="1318584" cy="2376000"/>
             <wp:effectExtent b="0" l="0" r="0" t="0"/>
             <wp:docPr descr="" title="" id="37" name="Picture"/>
             <a:graphic>
@@ -4765,7 +4765,7 @@
                   <pic:spPr bwMode="auto">
                     <a:xfrm>
                       <a:off x="0" y="0"/>
-                      <a:ext cx="2520000" cy="4540869"/>
+                      <a:ext cx="1318584" cy="2376000"/>
                     </a:xfrm>
                     <a:prstGeom prst="rect">
                       <a:avLst/>
@@ -4955,7 +4955,7 @@
       <w:r>
         <w:drawing>
           <wp:inline>
-            <wp:extent cx="3240000" cy="2972903"/>
+            <wp:extent cx="2015999" cy="1849806"/>
             <wp:effectExtent b="0" l="0" r="0" t="0"/>
             <wp:docPr descr="" title="" id="41" name="Picture"/>
             <a:graphic>
@@ -4976,7 +4976,7 @@
                   <pic:spPr bwMode="auto">
                     <a:xfrm>
                       <a:off x="0" y="0"/>
-                      <a:ext cx="3240000" cy="2972903"/>
+                      <a:ext cx="2015999" cy="1849806"/>
                     </a:xfrm>
                     <a:prstGeom prst="rect">
                       <a:avLst/>
@@ -5069,7 +5069,7 @@
       <w:r>
         <w:drawing>
           <wp:inline>
-            <wp:extent cx="2895600" cy="3111500"/>
+            <wp:extent cx="1876114" cy="2015999"/>
             <wp:effectExtent b="0" l="0" r="0" t="0"/>
             <wp:docPr descr="" title="" id="44" name="Picture"/>
             <a:graphic>
@@ -5090,7 +5090,7 @@
                   <pic:spPr bwMode="auto">
                     <a:xfrm>
                       <a:off x="0" y="0"/>
-                      <a:ext cx="2895600" cy="3111500"/>
+                      <a:ext cx="1876114" cy="2015999"/>
                     </a:xfrm>
                     <a:prstGeom prst="rect">
                       <a:avLst/>
@@ -5161,7 +5161,7 @@
       <w:r>
         <w:drawing>
           <wp:inline>
-            <wp:extent cx="3240000" cy="2935570"/>
+            <wp:extent cx="2015999" cy="1826577"/>
             <wp:effectExtent b="0" l="0" r="0" t="0"/>
             <wp:docPr descr="" title="" id="47" name="Picture"/>
             <a:graphic>
@@ -5182,7 +5182,7 @@
                   <pic:spPr bwMode="auto">
                     <a:xfrm>
                       <a:off x="0" y="0"/>
-                      <a:ext cx="3240000" cy="2935570"/>
+                      <a:ext cx="2015999" cy="1826577"/>
                     </a:xfrm>
                     <a:prstGeom prst="rect">
                       <a:avLst/>
@@ -6401,7 +6401,7 @@
       <w:r>
         <w:drawing>
           <wp:inline>
-            <wp:extent cx="3600000" cy="2671458"/>
+            <wp:extent cx="2520000" cy="1870021"/>
             <wp:effectExtent b="0" l="0" r="0" t="0"/>
             <wp:docPr descr="" title="" id="54" name="Picture"/>
             <a:graphic>
@@ -6422,7 +6422,7 @@
                   <pic:spPr bwMode="auto">
                     <a:xfrm>
                       <a:off x="0" y="0"/>
-                      <a:ext cx="3600000" cy="2671458"/>
+                      <a:ext cx="2520000" cy="1870021"/>
                     </a:xfrm>
                     <a:prstGeom prst="rect">
                       <a:avLst/>
@@ -6516,7 +6516,7 @@
       <w:r>
         <w:drawing>
           <wp:inline>
-            <wp:extent cx="2057400" cy="2260600"/>
+            <wp:extent cx="1834786" cy="2015999"/>
             <wp:effectExtent b="0" l="0" r="0" t="0"/>
             <wp:docPr descr="" title="" id="57" name="Picture"/>
             <a:graphic>
@@ -6537,7 +6537,7 @@
                   <pic:spPr bwMode="auto">
                     <a:xfrm>
                       <a:off x="0" y="0"/>
-                      <a:ext cx="2057400" cy="2260600"/>
+                      <a:ext cx="1834786" cy="2015999"/>
                     </a:xfrm>
                     <a:prstGeom prst="rect">
                       <a:avLst/>
